--- a/analise-ed/08_Demonstracoes_Visuais_MUS.docx
+++ b/analise-ed/08_Demonstracoes_Visuais_MUS.docx
@@ -682,7 +682,7 @@
               <w:jc w:val="left"/>
             </w:pPr>
             <w:r>
-              <w:t xml:space="preserve">O exame de aptidão reprodutiva do veterinário no touro de 17 anos (ficha</w:t>
+              <w:t xml:space="preserve">O exame de aptidão reprodutiva do veterinário no touro de 18 anos (ficha</w:t>
             </w:r>
             <w:r>
               <w:t xml:space="preserve"> </w:t>
@@ -706,7 +706,7 @@
               <w:t xml:space="preserve">“</w:t>
             </w:r>
             <w:r>
-              <w:t xml:space="preserve">AGE 17 = MAN OF 75</w:t>
+              <w:t xml:space="preserve">AGE 18 = MAN OF 75</w:t>
             </w:r>
             <w:r>
               <w:t xml:space="preserve">”</w:t>
@@ -1065,7 +1065,7 @@
               <w:t xml:space="preserve">“</w:t>
             </w:r>
             <w:r>
-              <w:t xml:space="preserve">bovine hide, feedlot</w:t>
+              <w:t xml:space="preserve">bovine hide, feedlot, 18 months</w:t>
             </w:r>
             <w:r>
               <w:t xml:space="preserve">”</w:t>
@@ -1083,13 +1083,13 @@
               <w:t xml:space="preserve">“</w:t>
             </w:r>
             <w:r>
-              <w:t xml:space="preserve">Longhorn tendon, pasture-raised, type III</w:t>
+              <w:t xml:space="preserve">Longhorn breeding-bull tendon, 15 years, type III 71%</w:t>
             </w:r>
             <w:r>
               <w:t xml:space="preserve">”</w:t>
             </w:r>
             <w:r>
-              <w:t xml:space="preserve">) e, no curral, o</w:t>
+              <w:t xml:space="preserve">; decisão de 13/10: a desqualificação é por idade e função, não por dieta, porque o Longhorn come a ração do saco) e, no curral, o</w:t>
             </w:r>
             <w:r>
               <w:t xml:space="preserve"> </w:t>
@@ -2893,7 +2893,7 @@
         <w:t xml:space="preserve">“</w:t>
       </w:r>
       <w:r>
-        <w:t xml:space="preserve">motilidade 70%, libido: satisfatório, idade: 17</w:t>
+        <w:t xml:space="preserve">motilidade 70%, libido: satisfatório, idade: 18</w:t>
       </w:r>
       <w:r>
         <w:t xml:space="preserve">”</w:t>
@@ -2923,7 +2923,7 @@
         <w:t xml:space="preserve">“</w:t>
       </w:r>
       <w:r>
-        <w:t xml:space="preserve">AGE 17 = MAN OF 75</w:t>
+        <w:t xml:space="preserve">AGE 18 = MAN OF 75</w:t>
       </w:r>
       <w:r>
         <w:t xml:space="preserve">”</w:t>
@@ -3760,7 +3760,7 @@
         <w:t xml:space="preserve">“</w:t>
       </w:r>
       <w:r>
-        <w:t xml:space="preserve">Longhorn tendon, pasture-raised, type III 71%</w:t>
+        <w:t xml:space="preserve">Longhorn breeding-bull tendon, 15 years, type III 71%</w:t>
       </w:r>
       <w:r>
         <w:t xml:space="preserve">”</w:t>
@@ -3775,7 +3775,7 @@
         <w:t xml:space="preserve">“</w:t>
       </w:r>
       <w:r>
-        <w:t xml:space="preserve">couro de confinamento vs tendão de pasto</w:t>
+        <w:t xml:space="preserve">couro de boi de 18 meses vs tendão de touro de 15 anos</w:t>
       </w:r>
       <w:r>
         <w:t xml:space="preserve">”</w:t>

--- a/analise-ed/08_Demonstracoes_Visuais_MUS.docx
+++ b/analise-ed/08_Demonstracoes_Visuais_MUS.docx
@@ -1031,7 +1031,7 @@
               <w:t xml:space="preserve"> </w:t>
             </w:r>
             <w:r>
-              <w:t xml:space="preserve">Colágeno de pote vs tendão de Longhorn</w:t>
+              <w:t xml:space="preserve">Colágeno de pote vs chifre de Longhorn</w:t>
             </w:r>
           </w:p>
         </w:tc>
@@ -1083,13 +1083,13 @@
               <w:t xml:space="preserve">“</w:t>
             </w:r>
             <w:r>
-              <w:t xml:space="preserve">Longhorn breeding-bull tendon, 15 years, type III 71%</w:t>
+              <w:t xml:space="preserve">Longhorn horn core, breeding bull, type III 71%</w:t>
             </w:r>
             <w:r>
               <w:t xml:space="preserve">”</w:t>
             </w:r>
             <w:r>
-              <w:t xml:space="preserve">; decisão de 13/10: a desqualificação é por idade e função, não por dieta, porque o Longhorn come a ração do saco) e, no curral, o</w:t>
+              <w:t xml:space="preserve">; decisão de 14/10: a fonte é o núcleo do chifre, a única parte do Longhorn que nunca para de crescer; decisão de 13/10: a desqualificação é por idade e função, não por dieta, porque o Longhorn come a ração do saco) e, no curral, o</w:t>
             </w:r>
             <w:r>
               <w:t xml:space="preserve"> </w:t>
@@ -1099,22 +1099,25 @@
                 <w:bCs/>
                 <w:b/>
               </w:rPr>
-              <w:t xml:space="preserve">tendão real na mão do veterinário</w:t>
-            </w:r>
-            <w:r>
-              <w:t xml:space="preserve">, esticado (</w:t>
+              <w:t xml:space="preserve">chifre de Longhorn inteiro nas mãos do veterinário</w:t>
+            </w:r>
+            <w:r>
+              <w:t xml:space="preserve"> </w:t>
+            </w:r>
+            <w:r>
+              <w:t xml:space="preserve">ao lado do pote de farmácia, depois o corte transversal mostrando o núcleo (</w:t>
             </w:r>
             <w:r>
               <w:t xml:space="preserve">“</w:t>
             </w:r>
             <w:r>
-              <w:t xml:space="preserve">isso é a mola</w:t>
+              <w:t xml:space="preserve">isso aqui não para de crescer</w:t>
             </w:r>
             <w:r>
               <w:t xml:space="preserve">”</w:t>
             </w:r>
             <w:r>
-              <w:t xml:space="preserve">), ao lado do pote de farmácia.</w:t>
+              <w:t xml:space="preserve">), e o touro vivo com os chifres de mais de cem polegadas.</w:t>
             </w:r>
           </w:p>
         </w:tc>
@@ -2296,7 +2299,7 @@
               <w:jc w:val="left"/>
             </w:pPr>
             <w:r>
-              <w:t xml:space="preserve">Dois rótulos + tendão na mão (prova 6)</w:t>
+              <w:t xml:space="preserve">Dois rótulos + chifre na mão (prova 6)</w:t>
             </w:r>
           </w:p>
         </w:tc>
@@ -2741,7 +2744,7 @@
         <w:pStyle w:val="FirstParagraph"/>
       </w:pPr>
       <w:r>
-        <w:t xml:space="preserve">Modelo anatômico de pênis em corte, inclinado em suporte de madeira, com esponja vermelha e cavidade; pasta de giz ou gelatina com carvão ativado (placa tóxica); funil e béquer; bandeja transparente; torso anatômico de bancada; recipiente único (estômago do cavalo) e conjunto de quatro compartimentos ligados (estômagos do boi), transparentes; pó sem marca (saco de rancho, lata, colher de madeira); prancheta e ficha de exame reprodutivo; dois laudos de glifosato impressos; rótulo real de ração com sodium bicarbonate e folha de extensão rural; celular com a busca; pote de colágeno de farmácia e ficha do extrato de tendão; tendão bovino do açougue em bandeja; régua clínica, tripé, fita no chão, cartão Day 1 / Day 30; mesa de café (pão, aveia, café, cerveja, mel), bandeirinhas de palito, balança de cozinha; tiras de teste de óxido nítrico na saliva; quadro branco e página do estudo impressa; fardo de feno, prato e talheres; imagem real de coleta em manequim; cabeça de cavalo de treino, sonda nasogástrica e bomba; dois touros do mesmo ano com brincos 41 e 42, dois currais, quadro-negro; tira de selos postais; folha</w:t>
+        <w:t xml:space="preserve">Modelo anatômico de pênis em corte, inclinado em suporte de madeira, com esponja vermelha e cavidade; pasta de giz ou gelatina com carvão ativado (placa tóxica); funil e béquer; bandeja transparente; torso anatômico de bancada; recipiente único (estômago do cavalo) e conjunto de quatro compartimentos ligados (estômagos do boi), transparentes; pó sem marca (saco de rancho, lata, colher de madeira); prancheta e ficha de exame reprodutivo; dois laudos de glifosato impressos; rótulo real de ração com sodium bicarbonate e folha de extensão rural; celular com a busca; pote de colágeno de farmácia e ficha do extrato do chifre; chifre de Longhorn inteiro e um segmento cortado transversalmente (núcleo visível); régua clínica, tripé, fita no chão, cartão Day 1 / Day 30; mesa de café (pão, aveia, café, cerveja, mel), bandeirinhas de palito, balança de cozinha; tiras de teste de óxido nítrico na saliva; quadro branco e página do estudo impressa; fardo de feno, prato e talheres; imagem real de coleta em manequim; cabeça de cavalo de treino, sonda nasogástrica e bomba; dois touros do mesmo ano com brincos 41 e 42, dois currais, quadro-negro; tira de selos postais; folha</w:t>
       </w:r>
       <w:r>
         <w:t xml:space="preserve"> </w:t>
@@ -3627,13 +3630,13 @@
       </w:r>
     </w:p>
     <w:bookmarkEnd w:id="28"/>
-    <w:bookmarkStart w:id="29" w:name="Xcf849c0db1b0d0ec609d7757aea082d529f2d00"/>
+    <w:bookmarkStart w:id="29" w:name="X48383ab2de789c37e07d1da99eb5a7b00fe9f0e"/>
     <w:p>
       <w:pPr>
         <w:pStyle w:val="Heading2"/>
       </w:pPr>
       <w:r>
-        <w:t xml:space="preserve">PROVA 6 — Colágeno de pote é destruído pelo ácido; o tendão de Longhorn passa (RECONSTRUIR)</w:t>
+        <w:t xml:space="preserve">PROVA 6 — Colágeno de pote é destruído pelo ácido; o colágeno do chifre de Longhorn passa (RECONSTRUIR)</w:t>
       </w:r>
     </w:p>
     <w:p>
@@ -3669,7 +3672,7 @@
         <w:t xml:space="preserve"> </w:t>
       </w:r>
       <w:r>
-        <w:t xml:space="preserve">morno. No primeiro, uma colher de colágeno de pote de ruga: some em segundos. No segundo, o extrato de tendão de Longhorn em grânulos: fica inteiro, afunda, não desmancha. Timer</w:t>
+        <w:t xml:space="preserve">morno. No primeiro, uma colher de colágeno de pote de ruga: some em segundos. No segundo, o extrato do chifre de Longhorn em grânulos: fica inteiro, afunda, não desmancha. Timer</w:t>
       </w:r>
       <w:r>
         <w:t xml:space="preserve"> </w:t>
@@ -3760,7 +3763,7 @@
         <w:t xml:space="preserve">“</w:t>
       </w:r>
       <w:r>
-        <w:t xml:space="preserve">Longhorn breeding-bull tendon, 15 years, type III 71%</w:t>
+        <w:t xml:space="preserve">Longhorn horn core, breeding bull, type III 71%</w:t>
       </w:r>
       <w:r>
         <w:t xml:space="preserve">”</w:t>
@@ -3775,7 +3778,7 @@
         <w:t xml:space="preserve">“</w:t>
       </w:r>
       <w:r>
-        <w:t xml:space="preserve">couro de boi de 18 meses vs tendão de touro de 15 anos</w:t>
+        <w:t xml:space="preserve">couro de boi de 18 meses vs o chifre que nunca para de crescer</w:t>
       </w:r>
       <w:r>
         <w:t xml:space="preserve">”</w:t>
@@ -3791,28 +3794,28 @@
           <w:bCs/>
           <w:b/>
         </w:rPr>
-        <w:t xml:space="preserve">6C · CAMPO — O tendão na mão.</w:t>
-      </w:r>
-      <w:r>
-        <w:t xml:space="preserve"> </w:t>
-      </w:r>
-      <w:r>
-        <w:t xml:space="preserve">No curral, o veterinário mostra o tendão real de uma pata bovina (do açougue) numa bandeja ao lado de um pote de farmácia. Estica o tendão com as duas mãos:</w:t>
-      </w:r>
-      <w:r>
-        <w:t xml:space="preserve"> </w:t>
-      </w:r>
-      <w:r>
-        <w:t xml:space="preserve">“</w:t>
-      </w:r>
-      <w:r>
-        <w:t xml:space="preserve">isso é a mola</w:t>
-      </w:r>
-      <w:r>
-        <w:t xml:space="preserve">”</w:t>
-      </w:r>
-      <w:r>
-        <w:t xml:space="preserve">. Corte para o tanque de hidrólise (ou a panela, na versão artesanal do piloto) onde o tendão vira gel âmbar.</w:t>
+        <w:t xml:space="preserve">6C · CAMPO — O chifre na mão.</w:t>
+      </w:r>
+      <w:r>
+        <w:t xml:space="preserve"> </w:t>
+      </w:r>
+      <w:r>
+        <w:t xml:space="preserve">No curral, o veterinário segura um chifre de Longhorn inteiro ao lado de um pote de farmácia; depois um segmento cortado transversalmente, com o núcleo à mostra:</w:t>
+      </w:r>
+      <w:r>
+        <w:t xml:space="preserve"> </w:t>
+      </w:r>
+      <w:r>
+        <w:t xml:space="preserve">“</w:t>
+      </w:r>
+      <w:r>
+        <w:t xml:space="preserve">isso aqui não para de crescer, do primeiro dia ao último</w:t>
+      </w:r>
+      <w:r>
+        <w:t xml:space="preserve">”</w:t>
+      </w:r>
+      <w:r>
+        <w:t xml:space="preserve">. Corte para o touro vivo com os chifres de mais de cem polegadas, e para o tanque de hidrólise (ou a panela, na versão artesanal do piloto) onde o núcleo vira gel âmbar.</w:t>
       </w:r>
     </w:p>
     <w:bookmarkEnd w:id="29"/>
